--- a/CÔNG TY TNHH HONG SUNG/HongSung_ThaydoiDiaChi/MauSo10.docx
+++ b/CÔNG TY TNHH HONG SUNG/HongSung_ThaydoiDiaChi/MauSo10.docx
@@ -977,8 +977,6 @@
               </w:rPr>
               <w:t>12/06/1987</w:t>
             </w:r>
-            <w:bookmarkStart w:id="0" w:name="_GoBack"/>
-            <w:bookmarkEnd w:id="0"/>
           </w:p>
         </w:tc>
         <w:tc>
@@ -1444,8 +1442,10 @@
                 <w:sz w:val="26"/>
                 <w:szCs w:val="26"/>
               </w:rPr>
-              <w:t>14</w:t>
-            </w:r>
+              <w:t>26</w:t>
+            </w:r>
+            <w:bookmarkStart w:id="0" w:name="_GoBack"/>
+            <w:bookmarkEnd w:id="0"/>
             <w:r>
               <w:rPr>
                 <w:rFonts w:ascii="Times New Roman" w:eastAsia="Calibri" w:hAnsi="Times New Roman" w:cs="Times New Roman"/>
